--- a/Unit1/Assessments/Quiz07_Shiny_Reactivity_Modules.docx
+++ b/Unit1/Assessments/Quiz07_Shiny_Reactivity_Modules.docx
@@ -311,7 +311,7 @@
           <w:i/>
           <w:sz w:val="22"/>
         </w:rPr>
-        <w:t>(Short Answer)</w:t>
+        <w:t>(Multiple Choice)</w:t>
       </w:r>
     </w:p>
     <w:p>
@@ -319,23 +319,68 @@
         <w:spacing w:after="120"/>
       </w:pPr>
       <w:r>
-        <w:t>Explain in 1–2 sentences why Shiny's reactive programming model is described as 'declarative' rather than 'imperative.' What does this mean for how you structure app logic?</w:t>
+        <w:t>Shiny's reactive programming model is described as 'declarative' rather than 'imperative.' What does this mean in practice?</w:t>
       </w:r>
     </w:p>
     <w:p>
       <w:pPr>
-        <w:spacing w:after="0" w:before="0"/>
+        <w:spacing w:after="40"/>
+        <w:ind w:left="576"/>
       </w:pPr>
+      <w:r>
+        <w:rPr>
+          <w:b/>
+        </w:rPr>
+        <w:t xml:space="preserve">A)  </w:t>
+      </w:r>
+      <w:r>
+        <w:t>You must write explicit update calls every time an input changes</w:t>
+      </w:r>
     </w:p>
     <w:p>
       <w:pPr>
-        <w:spacing w:after="0" w:before="0"/>
+        <w:spacing w:after="40"/>
+        <w:ind w:left="576"/>
       </w:pPr>
+      <w:r>
+        <w:rPr>
+          <w:b/>
+        </w:rPr>
+        <w:t xml:space="preserve">B)  </w:t>
+      </w:r>
+      <w:r>
+        <w:t>You describe relationships between values and Shiny automatically determines what to recompute and when</w:t>
+      </w:r>
     </w:p>
     <w:p>
       <w:pPr>
-        <w:spacing w:after="0" w:before="0"/>
+        <w:spacing w:after="40"/>
+        <w:ind w:left="576"/>
       </w:pPr>
+      <w:r>
+        <w:rPr>
+          <w:b/>
+        </w:rPr>
+        <w:t xml:space="preserve">C)  </w:t>
+      </w:r>
+      <w:r>
+        <w:t>All outputs are computed once at app startup and never change</w:t>
+      </w:r>
+    </w:p>
+    <w:p>
+      <w:pPr>
+        <w:spacing w:after="40"/>
+        <w:ind w:left="576"/>
+      </w:pPr>
+      <w:r>
+        <w:rPr>
+          <w:b/>
+        </w:rPr>
+        <w:t xml:space="preserve">D)  </w:t>
+      </w:r>
+      <w:r>
+        <w:t>Declarative and imperative are synonyms in the Shiny context</w:t>
+      </w:r>
     </w:p>
     <w:p/>
     <w:p>
@@ -413,7 +458,7 @@
         <w:t xml:space="preserve">Question 4: </w:t>
       </w:r>
       <w:r>
-        <w:t>In declarative programming, you describe relationships between values (e.g., 'this plot depends on these inputs') rather than writing step-by-step instructions for when to update. Shiny's reactive graph automatically determines what to recompute and when, so you focus on what depends on what—not the order of execution.</w:t>
+        <w:t>B. In declarative programming, you describe relationships (e.g., 'this plot depends on these inputs') rather than writing step-by-step instructions for when to update. Shiny's reactive graph automatically determines what to recompute and when, so you focus on what depends on what—not the order of execution.</w:t>
       </w:r>
     </w:p>
     <w:sectPr>
